--- a/01-嵌入式操作系统及应用/01-教案/嵌入式操作系统及应用-08.docx
+++ b/01-嵌入式操作系统及应用/01-教案/嵌入式操作系统及应用-08.docx
@@ -235,6 +235,21 @@
                 <w:lang w:val="en-US" w:eastAsia="zh-CN"/>
               </w:rPr>
             </w:pPr>
+            <w:r>
+              <w:rPr>
+                <w:rFonts w:ascii="Segoe UI" w:hAnsi="Segoe UI" w:eastAsia="Segoe UI" w:cs="Segoe UI"/>
+                <w:i w:val="0"/>
+                <w:iCs w:val="0"/>
+                <w:caps w:val="0"/>
+                <w:spacing w:val="0"/>
+                <w:sz w:val="16"/>
+                <w:szCs w:val="16"/>
+                <w:shd w:val="clear" w:fill="FBFBFB"/>
+              </w:rPr>
+              <w:t>2025-10-17</w:t>
+            </w:r>
+            <w:bookmarkStart w:id="0" w:name="_GoBack"/>
+            <w:bookmarkEnd w:id="0"/>
           </w:p>
         </w:tc>
       </w:tr>
@@ -318,33 +333,6 @@
               </w:rPr>
               <w:t>物联网2411</w:t>
             </w:r>
-            <w:r>
-              <w:rPr>
-                <w:rFonts w:hint="eastAsia" w:ascii="宋体" w:hAnsi="宋体" w:eastAsia="宋体" w:cs="宋体"/>
-                <w:sz w:val="21"/>
-                <w:szCs w:val="21"/>
-                <w:lang w:val="en-US" w:eastAsia="zh-CN"/>
-              </w:rPr>
-              <w:t>|</w:t>
-            </w:r>
-            <w:r>
-              <w:rPr>
-                <w:rFonts w:hint="eastAsia" w:ascii="宋体" w:hAnsi="宋体" w:eastAsia="宋体" w:cs="宋体"/>
-                <w:sz w:val="21"/>
-                <w:szCs w:val="21"/>
-                <w:lang w:eastAsia="zh-CN"/>
-              </w:rPr>
-              <w:t>物联网241</w:t>
-            </w:r>
-            <w:r>
-              <w:rPr>
-                <w:rFonts w:hint="eastAsia" w:ascii="宋体" w:hAnsi="宋体" w:eastAsia="宋体" w:cs="宋体"/>
-                <w:sz w:val="21"/>
-                <w:szCs w:val="21"/>
-                <w:lang w:val="en-US" w:eastAsia="zh-CN"/>
-              </w:rPr>
-              <w:t>2</w:t>
-            </w:r>
           </w:p>
         </w:tc>
         <w:tc>
@@ -501,7 +489,6 @@
             <w:insideH w:val="single" w:color="auto" w:sz="4" w:space="0"/>
             <w:insideV w:val="single" w:color="auto" w:sz="4" w:space="0"/>
           </w:tblBorders>
-          <w:shd w:val="clear" w:color="auto" w:fill="FFFFFF"/>
           <w:tblCellMar>
             <w:top w:w="0" w:type="dxa"/>
             <w:left w:w="108" w:type="dxa"/>
@@ -588,8 +575,6 @@
               </w:rPr>
               <w:t xml:space="preserve">    任务</w:t>
             </w:r>
-            <w:bookmarkStart w:id="0" w:name="_GoBack"/>
-            <w:bookmarkEnd w:id="0"/>
           </w:p>
         </w:tc>
       </w:tr>
@@ -742,7 +727,6 @@
                 <w:spacing w:val="0"/>
                 <w:sz w:val="17"/>
                 <w:szCs w:val="17"/>
-                <w:bdr w:val="none" w:color="auto" w:sz="0" w:space="0"/>
                 <w:shd w:val="clear" w:fill="F0F0F0"/>
               </w:rPr>
               <w:t>LOS_TaskCreate()</w:t>
@@ -772,7 +756,6 @@
                 <w:spacing w:val="0"/>
                 <w:sz w:val="17"/>
                 <w:szCs w:val="17"/>
-                <w:bdr w:val="none" w:color="auto" w:sz="0" w:space="0"/>
                 <w:shd w:val="clear" w:fill="F0F0F0"/>
               </w:rPr>
               <w:t>LOS_TaskDelete()</w:t>
@@ -914,7 +897,6 @@
                 <w:spacing w:val="0"/>
                 <w:sz w:val="17"/>
                 <w:szCs w:val="17"/>
-                <w:bdr w:val="none" w:color="auto" w:sz="0" w:space="0"/>
                 <w:shd w:val="clear" w:fill="F0F0F0"/>
               </w:rPr>
               <w:t>BUILD.gn</w:t>
@@ -944,7 +926,6 @@
                 <w:spacing w:val="0"/>
                 <w:sz w:val="17"/>
                 <w:szCs w:val="17"/>
-                <w:bdr w:val="none" w:color="auto" w:sz="0" w:space="0"/>
                 <w:shd w:val="clear" w:fill="F0F0F0"/>
               </w:rPr>
               <w:t>Makefile</w:t>
@@ -1151,7 +1132,6 @@
                 <w:spacing w:val="0"/>
                 <w:sz w:val="17"/>
                 <w:szCs w:val="17"/>
-                <w:bdr w:val="none" w:color="auto" w:sz="0" w:space="0"/>
                 <w:shd w:val="clear" w:fill="F0F0F0"/>
               </w:rPr>
               <w:t>BUILD.gn</w:t>
@@ -1211,6 +1191,7 @@
             <w:insideH w:val="single" w:color="auto" w:sz="4" w:space="0"/>
             <w:insideV w:val="single" w:color="auto" w:sz="4" w:space="0"/>
           </w:tblBorders>
+          <w:shd w:val="clear" w:color="auto" w:fill="FFFFFF"/>
           <w:tblCellMar>
             <w:top w:w="0" w:type="dxa"/>
             <w:left w:w="108" w:type="dxa"/>
@@ -1339,7 +1320,6 @@
                 <w:spacing w:val="0"/>
                 <w:sz w:val="17"/>
                 <w:szCs w:val="17"/>
-                <w:bdr w:val="none" w:color="auto" w:sz="0" w:space="0"/>
                 <w:shd w:val="clear" w:fill="F0F0F0"/>
               </w:rPr>
               <w:t>LOS_TaskCreate()</w:t>
@@ -1369,7 +1349,6 @@
                 <w:spacing w:val="0"/>
                 <w:sz w:val="17"/>
                 <w:szCs w:val="17"/>
-                <w:bdr w:val="none" w:color="auto" w:sz="0" w:space="0"/>
                 <w:shd w:val="clear" w:fill="F0F0F0"/>
               </w:rPr>
               <w:t>TSK_INIT_PARAM_S</w:t>
@@ -1427,7 +1406,6 @@
                 <w:spacing w:val="0"/>
                 <w:sz w:val="17"/>
                 <w:szCs w:val="17"/>
-                <w:bdr w:val="none" w:color="auto" w:sz="0" w:space="0"/>
                 <w:shd w:val="clear" w:fill="F0F0F0"/>
               </w:rPr>
               <w:t>vendor/lockzhiner/rk2206/sample/BUILD.gn</w:t>
@@ -1457,7 +1435,6 @@
                 <w:spacing w:val="0"/>
                 <w:sz w:val="17"/>
                 <w:szCs w:val="17"/>
-                <w:bdr w:val="none" w:color="auto" w:sz="0" w:space="0"/>
                 <w:shd w:val="clear" w:fill="F0F0F0"/>
               </w:rPr>
               <w:t>./a1_kernal_task:task_example</w:t>
@@ -1487,7 +1464,6 @@
                 <w:spacing w:val="0"/>
                 <w:sz w:val="17"/>
                 <w:szCs w:val="17"/>
-                <w:bdr w:val="none" w:color="auto" w:sz="0" w:space="0"/>
                 <w:shd w:val="clear" w:fill="F0F0F0"/>
               </w:rPr>
               <w:t>device/lockzhiner/rk2206/sdk_liteos/Makefile</w:t>
@@ -1517,7 +1493,6 @@
                 <w:spacing w:val="0"/>
                 <w:sz w:val="17"/>
                 <w:szCs w:val="17"/>
-                <w:bdr w:val="none" w:color="auto" w:sz="0" w:space="0"/>
                 <w:shd w:val="clear" w:fill="F0F0F0"/>
               </w:rPr>
               <w:t>-ltask_example</w:t>
@@ -1659,7 +1634,6 @@
                 <w:spacing w:val="0"/>
                 <w:sz w:val="17"/>
                 <w:szCs w:val="17"/>
-                <w:bdr w:val="none" w:color="auto" w:sz="0" w:space="0"/>
                 <w:shd w:val="clear" w:fill="F0F0F0"/>
               </w:rPr>
               <w:t>LOS_TaskCreate()</w:t>
@@ -1689,7 +1663,6 @@
                 <w:spacing w:val="0"/>
                 <w:sz w:val="17"/>
                 <w:szCs w:val="17"/>
-                <w:bdr w:val="none" w:color="auto" w:sz="0" w:space="0"/>
                 <w:shd w:val="clear" w:fill="F0F0F0"/>
               </w:rPr>
               <w:t>LOS_ERRNO_TSK_PRIOR_ERROR</w:t>
@@ -1747,7 +1720,6 @@
                 <w:spacing w:val="0"/>
                 <w:sz w:val="17"/>
                 <w:szCs w:val="17"/>
-                <w:bdr w:val="none" w:color="auto" w:sz="0" w:space="0"/>
                 <w:shd w:val="clear" w:fill="F0F0F0"/>
               </w:rPr>
               <w:t>BUILD.gn</w:t>
@@ -1777,7 +1749,6 @@
                 <w:spacing w:val="0"/>
                 <w:sz w:val="17"/>
                 <w:szCs w:val="17"/>
-                <w:bdr w:val="none" w:color="auto" w:sz="0" w:space="0"/>
                 <w:shd w:val="clear" w:fill="F0F0F0"/>
               </w:rPr>
               <w:t>Makefile</w:t>
@@ -1807,7 +1778,6 @@
                 <w:spacing w:val="0"/>
                 <w:sz w:val="17"/>
                 <w:szCs w:val="17"/>
-                <w:bdr w:val="none" w:color="auto" w:sz="0" w:space="0"/>
                 <w:shd w:val="clear" w:fill="F0F0F0"/>
               </w:rPr>
               <w:t>task_example</w:t>
@@ -2322,7 +2292,6 @@
                 <w:spacing w:val="0"/>
                 <w:sz w:val="17"/>
                 <w:szCs w:val="17"/>
-                <w:bdr w:val="none" w:color="auto" w:sz="0" w:space="0"/>
                 <w:shd w:val="clear" w:fill="F0F0F0"/>
               </w:rPr>
               <w:t>task_two</w:t>
@@ -2352,7 +2321,6 @@
                 <w:spacing w:val="0"/>
                 <w:sz w:val="17"/>
                 <w:szCs w:val="17"/>
-                <w:bdr w:val="none" w:color="auto" w:sz="0" w:space="0"/>
                 <w:shd w:val="clear" w:fill="F0F0F0"/>
               </w:rPr>
               <w:t>LOS_TaskDelete()</w:t>
@@ -2382,7 +2350,6 @@
                 <w:spacing w:val="0"/>
                 <w:sz w:val="17"/>
                 <w:szCs w:val="17"/>
-                <w:bdr w:val="none" w:color="auto" w:sz="0" w:space="0"/>
                 <w:shd w:val="clear" w:fill="F0F0F0"/>
               </w:rPr>
               <w:t>task_one</w:t>
@@ -2440,7 +2407,6 @@
                 <w:spacing w:val="0"/>
                 <w:sz w:val="17"/>
                 <w:szCs w:val="17"/>
-                <w:bdr w:val="none" w:color="auto" w:sz="0" w:space="0"/>
                 <w:shd w:val="clear" w:fill="F0F0F0"/>
               </w:rPr>
               <w:t>task_one</w:t>
@@ -2470,7 +2436,6 @@
                 <w:spacing w:val="0"/>
                 <w:sz w:val="17"/>
                 <w:szCs w:val="17"/>
-                <w:bdr w:val="none" w:color="auto" w:sz="0" w:space="0"/>
                 <w:shd w:val="clear" w:fill="F0F0F0"/>
               </w:rPr>
               <w:t>task_two</w:t>
@@ -2556,7 +2521,6 @@
                 <w:spacing w:val="0"/>
                 <w:sz w:val="17"/>
                 <w:szCs w:val="17"/>
-                <w:bdr w:val="none" w:color="auto" w:sz="0" w:space="0"/>
                 <w:shd w:val="clear" w:fill="F0F0F0"/>
               </w:rPr>
               <w:t>LOS_QueueCreate()</w:t>
@@ -3260,7 +3224,6 @@
                 <w:spacing w:val="0"/>
                 <w:sz w:val="17"/>
                 <w:szCs w:val="17"/>
-                <w:bdr w:val="none" w:color="auto" w:sz="0" w:space="0"/>
                 <w:shd w:val="clear" w:fill="F0F0F0"/>
               </w:rPr>
               <w:t>LOS_TaskCreate()</w:t>
@@ -3987,7 +3950,6 @@
                 <w:spacing w:val="0"/>
                 <w:sz w:val="17"/>
                 <w:szCs w:val="17"/>
-                <w:bdr w:val="none" w:color="auto" w:sz="0" w:space="0"/>
                 <w:shd w:val="clear" w:fill="F0F0F0"/>
               </w:rPr>
               <w:t>LOS_ERRNO_TSK_PRIOR_ERROR</w:t>
@@ -4451,7 +4413,6 @@
                 <w:spacing w:val="0"/>
                 <w:sz w:val="17"/>
                 <w:szCs w:val="17"/>
-                <w:bdr w:val="none" w:color="auto" w:sz="0" w:space="0"/>
                 <w:shd w:val="clear" w:fill="F0F0F0"/>
               </w:rPr>
               <w:t>LOS_TaskCreate()</w:t>
@@ -4481,7 +4442,6 @@
                 <w:spacing w:val="0"/>
                 <w:sz w:val="17"/>
                 <w:szCs w:val="17"/>
-                <w:bdr w:val="none" w:color="auto" w:sz="0" w:space="0"/>
                 <w:shd w:val="clear" w:fill="F0F0F0"/>
               </w:rPr>
               <w:t>LOS_OK</w:t>
@@ -4511,7 +4471,6 @@
                 <w:spacing w:val="0"/>
                 <w:sz w:val="17"/>
                 <w:szCs w:val="17"/>
-                <w:bdr w:val="none" w:color="auto" w:sz="0" w:space="0"/>
                 <w:shd w:val="clear" w:fill="F0F0F0"/>
               </w:rPr>
               <w:t>LOS_TaskDelete()</w:t>
@@ -4943,7 +4902,6 @@
                 <w:spacing w:val="0"/>
                 <w:sz w:val="17"/>
                 <w:szCs w:val="17"/>
-                <w:bdr w:val="none" w:color="auto" w:sz="0" w:space="0"/>
                 <w:shd w:val="clear" w:fill="F0F0F0"/>
               </w:rPr>
               <w:t>vendor/lockzhiner/rk2206/sample</w:t>
@@ -4973,7 +4931,6 @@
                 <w:spacing w:val="0"/>
                 <w:sz w:val="17"/>
                 <w:szCs w:val="17"/>
-                <w:bdr w:val="none" w:color="auto" w:sz="0" w:space="0"/>
                 <w:shd w:val="clear" w:fill="F0F0F0"/>
               </w:rPr>
               <w:t>a1_kernal_task</w:t>
@@ -5059,7 +5016,6 @@
                 <w:spacing w:val="0"/>
                 <w:sz w:val="17"/>
                 <w:szCs w:val="17"/>
-                <w:bdr w:val="none" w:color="auto" w:sz="0" w:space="0"/>
                 <w:shd w:val="clear" w:fill="F0F0F0"/>
               </w:rPr>
               <w:t>BUILD.gn</w:t>
@@ -5089,7 +5045,6 @@
                 <w:spacing w:val="0"/>
                 <w:sz w:val="17"/>
                 <w:szCs w:val="17"/>
-                <w:bdr w:val="none" w:color="auto" w:sz="0" w:space="0"/>
                 <w:shd w:val="clear" w:fill="F0F0F0"/>
               </w:rPr>
               <w:t>Makefile</w:t>
@@ -5483,7 +5438,6 @@
                 <w:spacing w:val="0"/>
                 <w:sz w:val="17"/>
                 <w:szCs w:val="17"/>
-                <w:bdr w:val="none" w:color="auto" w:sz="0" w:space="0"/>
                 <w:shd w:val="clear" w:fill="F0F0F0"/>
               </w:rPr>
               <w:t>task_example()</w:t>
@@ -5513,7 +5467,6 @@
                 <w:spacing w:val="0"/>
                 <w:sz w:val="17"/>
                 <w:szCs w:val="17"/>
-                <w:bdr w:val="none" w:color="auto" w:sz="0" w:space="0"/>
                 <w:shd w:val="clear" w:fill="F0F0F0"/>
               </w:rPr>
               <w:t>task_one()</w:t>
@@ -5543,7 +5496,6 @@
                 <w:spacing w:val="0"/>
                 <w:sz w:val="17"/>
                 <w:szCs w:val="17"/>
-                <w:bdr w:val="none" w:color="auto" w:sz="0" w:space="0"/>
                 <w:shd w:val="clear" w:fill="F0F0F0"/>
               </w:rPr>
               <w:t>task_two()</w:t>
@@ -5573,7 +5525,6 @@
                 <w:spacing w:val="0"/>
                 <w:sz w:val="17"/>
                 <w:szCs w:val="17"/>
-                <w:bdr w:val="none" w:color="auto" w:sz="0" w:space="0"/>
                 <w:shd w:val="clear" w:fill="F0F0F0"/>
               </w:rPr>
               <w:t>LOS_Msleep()</w:t>
@@ -5631,7 +5582,6 @@
                 <w:spacing w:val="0"/>
                 <w:sz w:val="17"/>
                 <w:szCs w:val="17"/>
-                <w:bdr w:val="none" w:color="auto" w:sz="0" w:space="0"/>
                 <w:shd w:val="clear" w:fill="F0F0F0"/>
               </w:rPr>
               <w:t>BUILD.gn</w:t>
@@ -5661,7 +5611,6 @@
                 <w:spacing w:val="0"/>
                 <w:sz w:val="17"/>
                 <w:szCs w:val="17"/>
-                <w:bdr w:val="none" w:color="auto" w:sz="0" w:space="0"/>
                 <w:shd w:val="clear" w:fill="F0F0F0"/>
               </w:rPr>
               <w:t>Makefile</w:t>
@@ -5691,7 +5640,6 @@
                 <w:spacing w:val="0"/>
                 <w:sz w:val="17"/>
                 <w:szCs w:val="17"/>
-                <w:bdr w:val="none" w:color="auto" w:sz="0" w:space="0"/>
                 <w:shd w:val="clear" w:fill="F0F0F0"/>
               </w:rPr>
               <w:t>-l+库名</w:t>
@@ -5786,7 +5734,6 @@
                 <w:spacing w:val="0"/>
                 <w:sz w:val="17"/>
                 <w:szCs w:val="17"/>
-                <w:bdr w:val="none" w:color="auto" w:sz="0" w:space="0"/>
                 <w:shd w:val="clear" w:fill="F0F0F0"/>
               </w:rPr>
               <w:t>TSK_INIT_PARAM_S task1 = {0};</w:t>
@@ -6149,7 +6096,6 @@
                 <w:spacing w:val="0"/>
                 <w:sz w:val="17"/>
                 <w:szCs w:val="17"/>
-                <w:bdr w:val="none" w:color="auto" w:sz="0" w:space="0"/>
                 <w:shd w:val="clear" w:fill="F0F0F0"/>
               </w:rPr>
               <w:t>a1_kernal_task</w:t>
@@ -6179,7 +6125,6 @@
                 <w:spacing w:val="0"/>
                 <w:sz w:val="17"/>
                 <w:szCs w:val="17"/>
-                <w:bdr w:val="none" w:color="auto" w:sz="0" w:space="0"/>
                 <w:shd w:val="clear" w:fill="F0F0F0"/>
               </w:rPr>
               <w:t>mkdir -p a1_kernal_task</w:t>
@@ -6237,7 +6182,6 @@
                 <w:spacing w:val="0"/>
                 <w:sz w:val="17"/>
                 <w:szCs w:val="17"/>
-                <w:bdr w:val="none" w:color="auto" w:sz="0" w:space="0"/>
                 <w:shd w:val="clear" w:fill="F0F0F0"/>
               </w:rPr>
               <w:t>task_example.c</w:t>
@@ -6267,7 +6211,6 @@
                 <w:spacing w:val="0"/>
                 <w:sz w:val="17"/>
                 <w:szCs w:val="17"/>
-                <w:bdr w:val="none" w:color="auto" w:sz="0" w:space="0"/>
                 <w:shd w:val="clear" w:fill="F0F0F0"/>
               </w:rPr>
               <w:t>task_one</w:t>
@@ -6297,7 +6240,6 @@
                 <w:spacing w:val="0"/>
                 <w:sz w:val="17"/>
                 <w:szCs w:val="17"/>
-                <w:bdr w:val="none" w:color="auto" w:sz="0" w:space="0"/>
                 <w:shd w:val="clear" w:fill="F0F0F0"/>
               </w:rPr>
               <w:t>task_two</w:t>
@@ -6327,7 +6269,6 @@
                 <w:spacing w:val="0"/>
                 <w:sz w:val="17"/>
                 <w:szCs w:val="17"/>
-                <w:bdr w:val="none" w:color="auto" w:sz="0" w:space="0"/>
                 <w:shd w:val="clear" w:fill="F0F0F0"/>
               </w:rPr>
               <w:t>LOS_TaskCreate()</w:t>
@@ -6385,7 +6326,6 @@
                 <w:spacing w:val="0"/>
                 <w:sz w:val="17"/>
                 <w:szCs w:val="17"/>
-                <w:bdr w:val="none" w:color="auto" w:sz="0" w:space="0"/>
                 <w:shd w:val="clear" w:fill="F0F0F0"/>
               </w:rPr>
               <w:t>BUILD.gn</w:t>
@@ -6415,7 +6355,6 @@
                 <w:spacing w:val="0"/>
                 <w:sz w:val="17"/>
                 <w:szCs w:val="17"/>
-                <w:bdr w:val="none" w:color="auto" w:sz="0" w:space="0"/>
                 <w:shd w:val="clear" w:fill="F0F0F0"/>
               </w:rPr>
               <w:t>./a1_kernal_task:task_example</w:t>
@@ -6445,7 +6384,6 @@
                 <w:spacing w:val="0"/>
                 <w:sz w:val="17"/>
                 <w:szCs w:val="17"/>
-                <w:bdr w:val="none" w:color="auto" w:sz="0" w:space="0"/>
                 <w:shd w:val="clear" w:fill="F0F0F0"/>
               </w:rPr>
               <w:t>Makefile</w:t>
@@ -6475,7 +6413,6 @@
                 <w:spacing w:val="0"/>
                 <w:sz w:val="17"/>
                 <w:szCs w:val="17"/>
-                <w:bdr w:val="none" w:color="auto" w:sz="0" w:space="0"/>
                 <w:shd w:val="clear" w:fill="F0F0F0"/>
               </w:rPr>
               <w:t>-ltask_example</w:t>
@@ -6601,7 +6538,6 @@
                 <w:spacing w:val="0"/>
                 <w:sz w:val="17"/>
                 <w:szCs w:val="17"/>
-                <w:bdr w:val="none" w:color="auto" w:sz="0" w:space="0"/>
                 <w:shd w:val="clear" w:fill="F0F0F0"/>
               </w:rPr>
               <w:t>BUILD.gn</w:t>
@@ -7046,7 +6982,6 @@
                 <w:spacing w:val="0"/>
                 <w:sz w:val="17"/>
                 <w:szCs w:val="17"/>
-                <w:bdr w:val="none" w:color="auto" w:sz="0" w:space="0"/>
                 <w:shd w:val="clear" w:fill="F0F0F0"/>
               </w:rPr>
               <w:t>BUILD.gn</w:t>
@@ -7076,7 +7011,6 @@
                 <w:spacing w:val="0"/>
                 <w:sz w:val="17"/>
                 <w:szCs w:val="17"/>
-                <w:bdr w:val="none" w:color="auto" w:sz="0" w:space="0"/>
                 <w:shd w:val="clear" w:fill="F0F0F0"/>
               </w:rPr>
               <w:t>Makefile</w:t>
@@ -7417,7 +7351,6 @@
                 <w:spacing w:val="0"/>
                 <w:sz w:val="17"/>
                 <w:szCs w:val="17"/>
-                <w:bdr w:val="none" w:color="auto" w:sz="0" w:space="0"/>
                 <w:shd w:val="clear" w:fill="F0F0F0"/>
               </w:rPr>
               <w:t>LOS_QueueCreate()</w:t>
@@ -7539,7 +7472,6 @@
                 <w:spacing w:val="0"/>
                 <w:sz w:val="17"/>
                 <w:szCs w:val="17"/>
-                <w:bdr w:val="none" w:color="auto" w:sz="0" w:space="0"/>
                 <w:shd w:val="clear" w:fill="F0F0F0"/>
               </w:rPr>
               <w:t>LOS_TaskDelete()</w:t>

--- a/01-嵌入式操作系统及应用/01-教案/嵌入式操作系统及应用-08.docx
+++ b/01-嵌入式操作系统及应用/01-教案/嵌入式操作系统及应用-08.docx
@@ -113,7 +113,6 @@
             <w:insideH w:val="single" w:color="auto" w:sz="4" w:space="0"/>
             <w:insideV w:val="single" w:color="auto" w:sz="4" w:space="0"/>
           </w:tblBorders>
-          <w:shd w:val="clear" w:color="auto" w:fill="FFFFFF"/>
           <w:tblCellMar>
             <w:top w:w="0" w:type="dxa"/>
             <w:left w:w="108" w:type="dxa"/>
@@ -237,14 +236,15 @@
             </w:pPr>
             <w:r>
               <w:rPr>
-                <w:rFonts w:ascii="Segoe UI" w:hAnsi="Segoe UI" w:eastAsia="Segoe UI" w:cs="Segoe UI"/>
-                <w:i w:val="0"/>
-                <w:iCs w:val="0"/>
-                <w:caps w:val="0"/>
-                <w:spacing w:val="0"/>
-                <w:sz w:val="16"/>
-                <w:szCs w:val="16"/>
-                <w:shd w:val="clear" w:fill="FBFBFB"/>
+                <w:rFonts w:ascii="Noto Sans SC" w:hAnsi="Noto Sans SC" w:eastAsia="Noto Sans SC" w:cs="Noto Sans SC"/>
+                <w:i w:val="0"/>
+                <w:iCs w:val="0"/>
+                <w:caps w:val="0"/>
+                <w:color w:val="000000"/>
+                <w:spacing w:val="0"/>
+                <w:sz w:val="14"/>
+                <w:szCs w:val="14"/>
+                <w:shd w:val="clear" w:fill="FFFFFF"/>
               </w:rPr>
               <w:t>2025-10-17</w:t>
             </w:r>
@@ -263,7 +263,6 @@
             <w:insideH w:val="single" w:color="auto" w:sz="4" w:space="0"/>
             <w:insideV w:val="single" w:color="auto" w:sz="4" w:space="0"/>
           </w:tblBorders>
-          <w:shd w:val="clear" w:color="auto" w:fill="FFFFFF"/>
           <w:tblCellMar>
             <w:top w:w="0" w:type="dxa"/>
             <w:left w:w="108" w:type="dxa"/>
@@ -331,7 +330,16 @@
                 <w:szCs w:val="21"/>
                 <w:lang w:eastAsia="zh-CN"/>
               </w:rPr>
-              <w:t>物联网2411</w:t>
+              <w:t>物联网241</w:t>
+            </w:r>
+            <w:r>
+              <w:rPr>
+                <w:rFonts w:hint="eastAsia" w:ascii="宋体" w:hAnsi="宋体" w:eastAsia="宋体" w:cs="宋体"/>
+                <w:sz w:val="21"/>
+                <w:szCs w:val="21"/>
+                <w:lang w:val="en-US" w:eastAsia="zh-CN"/>
+              </w:rPr>
+              <w:t>2</w:t>
             </w:r>
           </w:p>
         </w:tc>
@@ -489,6 +497,7 @@
             <w:insideH w:val="single" w:color="auto" w:sz="4" w:space="0"/>
             <w:insideV w:val="single" w:color="auto" w:sz="4" w:space="0"/>
           </w:tblBorders>
+          <w:shd w:val="clear" w:color="auto" w:fill="FFFFFF"/>
           <w:tblCellMar>
             <w:top w:w="0" w:type="dxa"/>
             <w:left w:w="108" w:type="dxa"/>
@@ -588,7 +597,6 @@
             <w:insideH w:val="single" w:color="auto" w:sz="4" w:space="0"/>
             <w:insideV w:val="single" w:color="auto" w:sz="4" w:space="0"/>
           </w:tblBorders>
-          <w:shd w:val="clear" w:color="auto" w:fill="FFFFFF"/>
           <w:tblCellMar>
             <w:top w:w="0" w:type="dxa"/>
             <w:left w:w="108" w:type="dxa"/>
@@ -1191,7 +1199,6 @@
             <w:insideH w:val="single" w:color="auto" w:sz="4" w:space="0"/>
             <w:insideV w:val="single" w:color="auto" w:sz="4" w:space="0"/>
           </w:tblBorders>
-          <w:shd w:val="clear" w:color="auto" w:fill="FFFFFF"/>
           <w:tblCellMar>
             <w:top w:w="0" w:type="dxa"/>
             <w:left w:w="108" w:type="dxa"/>
@@ -2182,7 +2189,6 @@
             <w:insideH w:val="single" w:color="auto" w:sz="4" w:space="0"/>
             <w:insideV w:val="single" w:color="auto" w:sz="4" w:space="0"/>
           </w:tblBorders>
-          <w:shd w:val="clear" w:color="auto" w:fill="FFFFFF"/>
           <w:tblCellMar>
             <w:top w:w="0" w:type="dxa"/>
             <w:left w:w="108" w:type="dxa"/>
@@ -2552,7 +2558,6 @@
             <w:insideH w:val="single" w:color="auto" w:sz="4" w:space="0"/>
             <w:insideV w:val="single" w:color="auto" w:sz="4" w:space="0"/>
           </w:tblBorders>
-          <w:shd w:val="clear" w:color="auto" w:fill="FFFFFF"/>
           <w:tblCellMar>
             <w:top w:w="0" w:type="dxa"/>
             <w:left w:w="108" w:type="dxa"/>
